--- a/docs/informe-etapa1-mejorado.docx
+++ b/docs/informe-etapa1-mejorado.docx
@@ -4460,14 +4460,15 @@
       <w:pPr>
         <w:jc w:val="both"/>
         <w:rPr>
-          <w:lang w:val="es-CL"/>
-        </w:rPr>
-      </w:pPr>
-      <w:r>
-        <w:rPr>
           <w:i/>
           <w:lang w:val="es-CL"/>
         </w:rPr>
+      </w:pPr>
+      <w:r>
+        <w:rPr>
+          <w:i/>
+          <w:lang w:val="es-CL"/>
+        </w:rPr>
         <w:t>Nota: `correo` se replica en `marcaciones` y `</w:t>
       </w:r>
       <w:proofErr w:type="spellStart"/>
@@ -4524,6 +4525,56 @@
           <w:lang w:val="es-CL"/>
         </w:rPr>
         <w:t>valor.</w:t>
+      </w:r>
+    </w:p>
+    <w:p>
+      <w:pPr>
+        <w:jc w:val="center"/>
+        <w:rPr>
+          <w:lang w:val="es-CL"/>
+        </w:rPr>
+      </w:pPr>
+      <w:r>
+        <w:rPr>
+          <w:noProof/>
+          <w:lang w:val="es-CL"/>
+        </w:rPr>
+        <w:lastRenderedPageBreak/>
+        <w:drawing>
+          <wp:inline distT="0" distB="0" distL="0" distR="0" wp14:anchorId="3F5902C2" wp14:editId="36180E8E">
+            <wp:extent cx="6455410" cy="6247765"/>
+            <wp:effectExtent l="0" t="0" r="0" b="0"/>
+            <wp:docPr id="1650698068" name="Imagen 3"/>
+            <wp:cNvGraphicFramePr>
+              <a:graphicFrameLocks xmlns:a="http://schemas.openxmlformats.org/drawingml/2006/main" noChangeAspect="1"/>
+            </wp:cNvGraphicFramePr>
+            <a:graphic xmlns:a="http://schemas.openxmlformats.org/drawingml/2006/main">
+              <a:graphicData uri="http://schemas.openxmlformats.org/drawingml/2006/picture">
+                <pic:pic xmlns:pic="http://schemas.openxmlformats.org/drawingml/2006/picture">
+                  <pic:nvPicPr>
+                    <pic:cNvPr id="1650698068" name="Imagen 1650698068"/>
+                    <pic:cNvPicPr/>
+                  </pic:nvPicPr>
+                  <pic:blipFill>
+                    <a:blip r:embed="rId9"/>
+                    <a:stretch>
+                      <a:fillRect/>
+                    </a:stretch>
+                  </pic:blipFill>
+                  <pic:spPr>
+                    <a:xfrm>
+                      <a:off x="0" y="0"/>
+                      <a:ext cx="6455410" cy="6247765"/>
+                    </a:xfrm>
+                    <a:prstGeom prst="rect">
+                      <a:avLst/>
+                    </a:prstGeom>
+                  </pic:spPr>
+                </pic:pic>
+              </a:graphicData>
+            </a:graphic>
+          </wp:inline>
+        </w:drawing>
       </w:r>
     </w:p>
     <w:p>
@@ -4661,7 +4712,7 @@
                     <pic:cNvPicPr/>
                   </pic:nvPicPr>
                   <pic:blipFill>
-                    <a:blip r:embed="rId9"/>
+                    <a:blip r:embed="rId10"/>
                     <a:stretch>
                       <a:fillRect/>
                     </a:stretch>
@@ -8065,8 +8116,8 @@
       </w:r>
     </w:p>
     <w:sectPr>
-      <w:headerReference w:type="default" r:id="rId10"/>
-      <w:footerReference w:type="default" r:id="rId11"/>
+      <w:headerReference w:type="default" r:id="rId11"/>
+      <w:footerReference w:type="default" r:id="rId12"/>
       <w:pgSz w:w="12240" w:h="15840"/>
       <w:pgMar w:top="979" w:right="1037" w:bottom="893" w:left="1037" w:header="432" w:footer="432" w:gutter="0"/>
       <w:cols w:space="720"/>
@@ -8128,14 +8179,30 @@
         <w:color w:val="5B6573"/>
         <w:sz w:val="16"/>
       </w:rPr>
-      <w:t xml:space="preserve"> •</w:t>
+      <w:t xml:space="preserve"> </w:t>
+    </w:r>
+    <w:proofErr w:type="gramStart"/>
+    <w:r>
+      <w:rPr>
+        <w:color w:val="5B6573"/>
+        <w:sz w:val="16"/>
+      </w:rPr>
+      <w:t>•</w:t>
     </w:r>
     <w:r>
       <w:rPr>
         <w:color w:val="5B6573"/>
         <w:sz w:val="16"/>
       </w:rPr>
-      <w:t xml:space="preserve">  Página </w:t>
+      <w:t xml:space="preserve">  Página</w:t>
+    </w:r>
+    <w:proofErr w:type="gramEnd"/>
+    <w:r>
+      <w:rPr>
+        <w:color w:val="5B6573"/>
+        <w:sz w:val="16"/>
+      </w:rPr>
+      <w:t xml:space="preserve"> </w:t>
     </w:r>
     <w:r>
       <w:rPr>
@@ -8284,23 +8351,7 @@
         <w:sz w:val="16"/>
         <w:lang w:val="es-CL"/>
       </w:rPr>
-      <w:t xml:space="preserve">INTEGRACIÓN DE COMPETENCIAS </w:t>
-    </w:r>
-    <w:r>
-      <w:rPr>
-        <w:color w:val="5B6573"/>
-        <w:sz w:val="16"/>
-        <w:lang w:val="es-CL"/>
-      </w:rPr>
-      <w:t>II | INFORME</w:t>
-    </w:r>
-    <w:r>
-      <w:rPr>
-        <w:color w:val="5B6573"/>
-        <w:sz w:val="16"/>
-        <w:lang w:val="es-CL"/>
-      </w:rPr>
-      <w:t xml:space="preserve"> DE SOLUCIÓN</w:t>
+      <w:t>INTEGRACIÓN DE COMPETENCIAS II | INFORME DE SOLUCIÓN</w:t>
     </w:r>
   </w:p>
 </w:hdr>
